--- a/testakten/unterhalt-stufenklage-selbststaendiger-hamburg/11_belegmatrix_luecken_und_beweiswert.docx
+++ b/testakten/unterhalt-stufenklage-selbststaendiger-hamburg/11_belegmatrix_luecken_und_beweiswert.docx
@@ -436,7 +436,27 @@
         </w:tc>
       </w:tr>
     </w:tbl>
+    <w:p>
+      <w:pPr>
+        <w:pStyle w:val="Heading2"/>
+      </w:pPr>
+      <w:r>
+        <w:t>Priorität der Nachforderungen</w:t>
+      </w:r>
+    </w:p>
+    <w:p>
+      <w:r>
+        <w:t>Vorrang haben die Steuerunterlagen und Jahresabschlüsse 2023 bis 2025, das Lohnkonto des Geschäftsführers und die Kontenblätter der Gesellschafterdarlehen. Diese Unterlagen können die nachhaltigen Einkünfte und private Zuflüsse belegen. Die BWA Q1 2026 ist nur ein vorläufiger Zeitraum und wird nicht isoliert hochgerechnet.</w:t>
+      </w:r>
+    </w:p>
+    <w:p>
+      <w:r>
+        <w:t>Für Dienstwagen und Ferienwohnung werden Eigentum, Nutzungsrecht und tatsächlicher Zahlungsfluss verlangt. Bildschirmaufnahmen und Erinnerungen dienen als Anknüpfung, nicht als Ersatz für Abrechnung und Konto. Jede Lücke trägt in der Matrix eine Quelle, ein Anforderungsdatum und die vorgesehene Folgemaßnahme.</w:t>
+      </w:r>
+    </w:p>
     <w:sectPr>
+      <w:headerReference w:type="default" r:id="rId9"/>
+      <w:footerReference w:type="default" r:id="rId10"/>
       <w:pgSz w:w="11906" w:h="16838"/>
       <w:pgMar w:top="1417" w:right="1417" w:bottom="1417" w:left="1417" w:header="720" w:footer="720" w:gutter="0"/>
       <w:cols w:space="720"/>
@@ -444,6 +464,44 @@
     </w:sectPr>
   </w:body>
 </w:document>
+</file>
+
+<file path=word/footer1.xml><?xml version="1.0" encoding="utf-8"?>
+<w:ftr xmlns:m="http://schemas.openxmlformats.org/officeDocument/2006/math" xmlns:mc="http://schemas.openxmlformats.org/markup-compatibility/2006" xmlns:mo="http://schemas.microsoft.com/office/mac/office/2008/main" xmlns:mv="urn:schemas-microsoft-com:mac:vml" xmlns:o="urn:schemas-microsoft-com:office:office" xmlns:r="http://schemas.openxmlformats.org/officeDocument/2006/relationships" xmlns:v="urn:schemas-microsoft-com:vml" xmlns:w10="urn:schemas-microsoft-com:office:word" xmlns:w14="http://schemas.microsoft.com/office/word/2010/wordml" xmlns:w="http://schemas.openxmlformats.org/wordprocessingml/2006/main" xmlns:wne="http://schemas.microsoft.com/office/word/2006/wordml" xmlns:wp14="http://schemas.microsoft.com/office/word/2010/wordprocessingDrawing" xmlns:wp="http://schemas.openxmlformats.org/drawingml/2006/wordprocessingDrawing" xmlns:wpc="http://schemas.microsoft.com/office/word/2010/wordprocessingCanvas" xmlns:wpg="http://schemas.microsoft.com/office/word/2010/wordprocessingGroup" xmlns:wpi="http://schemas.microsoft.com/office/word/2010/wordprocessingInk" xmlns:wps="http://schemas.microsoft.com/office/word/2010/wordprocessingShape" mc:Ignorable="w14 wp14">
+  <w:p>
+    <w:pPr>
+      <w:pStyle w:val="Footer"/>
+      <w:jc w:val="center"/>
+    </w:pPr>
+    <w:r>
+      <w:rPr>
+        <w:rFonts w:ascii="Arial" w:hAnsi="Arial"/>
+        <w:color w:val="6E6E6E"/>
+        <w:sz w:val="16"/>
+      </w:rPr>
+      <w:t>Aktenstück 11_belegmatrix_luecken_und_beweiswert.docx · Arbeitsstand</w:t>
+    </w:r>
+  </w:p>
+</w:ftr>
+</file>
+
+<file path=word/header1.xml><?xml version="1.0" encoding="utf-8"?>
+<w:hdr xmlns:m="http://schemas.openxmlformats.org/officeDocument/2006/math" xmlns:mc="http://schemas.openxmlformats.org/markup-compatibility/2006" xmlns:mo="http://schemas.microsoft.com/office/mac/office/2008/main" xmlns:mv="urn:schemas-microsoft-com:mac:vml" xmlns:o="urn:schemas-microsoft-com:office:office" xmlns:r="http://schemas.openxmlformats.org/officeDocument/2006/relationships" xmlns:v="urn:schemas-microsoft-com:vml" xmlns:w10="urn:schemas-microsoft-com:office:word" xmlns:w14="http://schemas.microsoft.com/office/word/2010/wordml" xmlns:w="http://schemas.openxmlformats.org/wordprocessingml/2006/main" xmlns:wne="http://schemas.microsoft.com/office/word/2006/wordml" xmlns:wp14="http://schemas.microsoft.com/office/word/2010/wordprocessingDrawing" xmlns:wp="http://schemas.openxmlformats.org/drawingml/2006/wordprocessingDrawing" xmlns:wpc="http://schemas.microsoft.com/office/word/2010/wordprocessingCanvas" xmlns:wpg="http://schemas.microsoft.com/office/word/2010/wordprocessingGroup" xmlns:wpi="http://schemas.microsoft.com/office/word/2010/wordprocessingInk" xmlns:wps="http://schemas.microsoft.com/office/word/2010/wordprocessingShape" mc:Ignorable="w14 wp14">
+  <w:p>
+    <w:pPr>
+      <w:pStyle w:val="Header"/>
+      <w:jc w:val="right"/>
+    </w:pPr>
+    <w:r>
+      <w:rPr>
+        <w:rFonts w:ascii="Arial" w:hAnsi="Arial"/>
+        <w:color w:val="535E67"/>
+        <w:sz w:val="16"/>
+      </w:rPr>
+      <w:t>Belegmatrix Harms · Stand 8. Juni 2026</w:t>
+    </w:r>
+  </w:p>
+</w:hdr>
 </file>
 
 <file path=word/numbering.xml><?xml version="1.0" encoding="utf-8"?>
@@ -809,9 +867,12 @@
     <w:name w:val="Normal"/>
     <w:qFormat/>
     <w:rsid w:val="00FC693F"/>
+    <w:pPr>
+      <w:spacing w:after="120"/>
+    </w:pPr>
     <w:rPr>
-      <w:rFonts w:ascii="Times New Roman" w:hAnsi="Times New Roman"/>
-      <w:sz w:val="22"/>
+      <w:rFonts w:ascii="Arial" w:hAnsi="Arial"/>
+      <w:sz w:val="21"/>
     </w:rPr>
   </w:style>
   <w:style w:type="paragraph" w:styleId="Header">
@@ -873,9 +934,10 @@
       <w:outlineLvl w:val="0"/>
     </w:pPr>
     <w:rPr>
-      <w:rFonts w:asciiTheme="majorHAnsi" w:eastAsiaTheme="majorEastAsia" w:hAnsiTheme="majorHAnsi" w:cstheme="majorBidi" w:ascii="Times New Roman" w:hAnsi="Times New Roman"/>
+      <w:rFonts w:asciiTheme="majorHAnsi" w:eastAsiaTheme="majorEastAsia" w:hAnsiTheme="majorHAnsi" w:cstheme="majorBidi" w:ascii="Arial" w:hAnsi="Arial"/>
       <w:b/>
       <w:bCs/>
+      <w:color w:val="24364B"/>
       <w:sz w:val="28"/>
       <w:szCs w:val="28"/>
     </w:rPr>
@@ -896,9 +958,10 @@
       <w:outlineLvl w:val="1"/>
     </w:pPr>
     <w:rPr>
-      <w:rFonts w:asciiTheme="majorHAnsi" w:eastAsiaTheme="majorEastAsia" w:hAnsiTheme="majorHAnsi" w:cstheme="majorBidi" w:ascii="Times New Roman" w:hAnsi="Times New Roman"/>
+      <w:rFonts w:asciiTheme="majorHAnsi" w:eastAsiaTheme="majorEastAsia" w:hAnsiTheme="majorHAnsi" w:cstheme="majorBidi" w:ascii="Arial" w:hAnsi="Arial"/>
       <w:b/>
       <w:bCs/>
+      <w:color w:val="24364B"/>
       <w:sz w:val="24"/>
       <w:szCs w:val="26"/>
     </w:rPr>
@@ -1160,8 +1223,8 @@
       <w:contextualSpacing/>
     </w:pPr>
     <w:rPr>
-      <w:rFonts w:asciiTheme="majorHAnsi" w:eastAsiaTheme="majorEastAsia" w:hAnsiTheme="majorHAnsi" w:cstheme="majorBidi"/>
-      <w:color w:val="17365D" w:themeColor="text2" w:themeShade="BF"/>
+      <w:rFonts w:asciiTheme="majorHAnsi" w:eastAsiaTheme="majorEastAsia" w:hAnsiTheme="majorHAnsi" w:cstheme="majorBidi" w:ascii="Arial" w:hAnsi="Arial"/>
+      <w:color w:val="24364B"/>
       <w:spacing w:val="5"/>
       <w:kern w:val="28"/>
       <w:sz w:val="52"/>
